--- a/CA-2.docx
+++ b/CA-2.docx
@@ -28,6 +28,9 @@
         <w:br/>
       </w:r>
       <w:r>
+        <w:rPr>
+          <w:noProof/>
+        </w:rPr>
         <w:drawing>
           <wp:inline distT="0" distB="0" distL="0" distR="0" wp14:anchorId="0E6E8606" wp14:editId="549DD0E3">
             <wp:extent cx="5731510" cy="613410"/>
@@ -75,6 +78,9 @@
         <w:br/>
       </w:r>
       <w:r>
+        <w:rPr>
+          <w:noProof/>
+        </w:rPr>
         <w:drawing>
           <wp:inline distT="0" distB="0" distL="0" distR="0" wp14:anchorId="09FB0C13" wp14:editId="1D9CBBA1">
             <wp:extent cx="5731510" cy="2306955"/>
@@ -118,6 +124,9 @@
         <w:br/>
       </w:r>
       <w:r>
+        <w:rPr>
+          <w:noProof/>
+        </w:rPr>
         <w:drawing>
           <wp:inline distT="0" distB="0" distL="0" distR="0" wp14:anchorId="5A788876" wp14:editId="091817E9">
             <wp:extent cx="5731510" cy="3185795"/>
@@ -161,6 +170,9 @@
         <w:br/>
       </w:r>
       <w:r>
+        <w:rPr>
+          <w:noProof/>
+        </w:rPr>
         <w:lastRenderedPageBreak/>
         <w:drawing>
           <wp:inline distT="0" distB="0" distL="0" distR="0" wp14:anchorId="4D32FA98" wp14:editId="2A5F5A29">
@@ -212,6 +224,9 @@
         <w:br/>
       </w:r>
       <w:r>
+        <w:rPr>
+          <w:noProof/>
+        </w:rPr>
         <w:drawing>
           <wp:inline distT="0" distB="0" distL="0" distR="0" wp14:anchorId="411DE46D" wp14:editId="3972BEAF">
             <wp:extent cx="5731510" cy="1685290"/>
@@ -259,6 +274,9 @@
         <w:br/>
       </w:r>
       <w:r>
+        <w:rPr>
+          <w:noProof/>
+        </w:rPr>
         <w:drawing>
           <wp:inline distT="0" distB="0" distL="0" distR="0" wp14:anchorId="327A4659" wp14:editId="19E10382">
             <wp:extent cx="5731510" cy="3167380"/>
@@ -306,6 +324,9 @@
         <w:br/>
       </w:r>
       <w:r>
+        <w:rPr>
+          <w:noProof/>
+        </w:rPr>
         <w:lastRenderedPageBreak/>
         <w:drawing>
           <wp:inline distT="0" distB="0" distL="0" distR="0" wp14:anchorId="1C40F63B" wp14:editId="00D93AF3">
@@ -357,6 +378,9 @@
         <w:br/>
       </w:r>
       <w:r>
+        <w:rPr>
+          <w:noProof/>
+        </w:rPr>
         <w:drawing>
           <wp:inline distT="0" distB="0" distL="0" distR="0" wp14:anchorId="7D826CD0" wp14:editId="309BC0D1">
             <wp:extent cx="5731510" cy="3326130"/>
@@ -393,10 +417,107 @@
           </wp:inline>
         </w:drawing>
       </w:r>
+      <w:r>
+        <w:br/>
+      </w:r>
+      <w:r>
+        <w:br/>
+        <w:t>S3-2</w:t>
+      </w:r>
+      <w:r>
+        <w:br/>
+      </w:r>
+      <w:r>
+        <w:br/>
+      </w:r>
+      <w:r>
+        <w:drawing>
+          <wp:inline distT="0" distB="0" distL="0" distR="0" wp14:anchorId="7E0C0D19" wp14:editId="0F2709AC">
+            <wp:extent cx="5731510" cy="1104265"/>
+            <wp:effectExtent l="0" t="0" r="2540" b="635"/>
+            <wp:docPr id="1739202202" name="Picture 1"/>
+            <wp:cNvGraphicFramePr>
+              <a:graphicFrameLocks xmlns:a="http://schemas.openxmlformats.org/drawingml/2006/main" noChangeAspect="1"/>
+            </wp:cNvGraphicFramePr>
+            <a:graphic xmlns:a="http://schemas.openxmlformats.org/drawingml/2006/main">
+              <a:graphicData uri="http://schemas.openxmlformats.org/drawingml/2006/picture">
+                <pic:pic xmlns:pic="http://schemas.openxmlformats.org/drawingml/2006/picture">
+                  <pic:nvPicPr>
+                    <pic:cNvPr id="1739202202" name=""/>
+                    <pic:cNvPicPr/>
+                  </pic:nvPicPr>
+                  <pic:blipFill>
+                    <a:blip r:embed="rId12"/>
+                    <a:stretch>
+                      <a:fillRect/>
+                    </a:stretch>
+                  </pic:blipFill>
+                  <pic:spPr>
+                    <a:xfrm>
+                      <a:off x="0" y="0"/>
+                      <a:ext cx="5731510" cy="1104265"/>
+                    </a:xfrm>
+                    <a:prstGeom prst="rect">
+                      <a:avLst/>
+                    </a:prstGeom>
+                  </pic:spPr>
+                </pic:pic>
+              </a:graphicData>
+            </a:graphic>
+          </wp:inline>
+        </w:drawing>
+      </w:r>
+      <w:r>
+        <w:lastRenderedPageBreak/>
+        <w:t>S3-3</w:t>
+      </w:r>
+      <w:r>
+        <w:br/>
+      </w:r>
+      <w:r>
+        <w:br/>
+      </w:r>
+      <w:r>
+        <w:br/>
+      </w:r>
+      <w:r>
+        <w:drawing>
+          <wp:inline distT="0" distB="0" distL="0" distR="0" wp14:anchorId="04B5CEE8" wp14:editId="5CACAB76">
+            <wp:extent cx="5731510" cy="2480945"/>
+            <wp:effectExtent l="0" t="0" r="2540" b="0"/>
+            <wp:docPr id="268675074" name="Picture 1"/>
+            <wp:cNvGraphicFramePr>
+              <a:graphicFrameLocks xmlns:a="http://schemas.openxmlformats.org/drawingml/2006/main" noChangeAspect="1"/>
+            </wp:cNvGraphicFramePr>
+            <a:graphic xmlns:a="http://schemas.openxmlformats.org/drawingml/2006/main">
+              <a:graphicData uri="http://schemas.openxmlformats.org/drawingml/2006/picture">
+                <pic:pic xmlns:pic="http://schemas.openxmlformats.org/drawingml/2006/picture">
+                  <pic:nvPicPr>
+                    <pic:cNvPr id="268675074" name=""/>
+                    <pic:cNvPicPr/>
+                  </pic:nvPicPr>
+                  <pic:blipFill>
+                    <a:blip r:embed="rId13"/>
+                    <a:stretch>
+                      <a:fillRect/>
+                    </a:stretch>
+                  </pic:blipFill>
+                  <pic:spPr>
+                    <a:xfrm>
+                      <a:off x="0" y="0"/>
+                      <a:ext cx="5731510" cy="2480945"/>
+                    </a:xfrm>
+                    <a:prstGeom prst="rect">
+                      <a:avLst/>
+                    </a:prstGeom>
+                  </pic:spPr>
+                </pic:pic>
+              </a:graphicData>
+            </a:graphic>
+          </wp:inline>
+        </w:drawing>
+      </w:r>
     </w:p>
-    <w:p/>
-    <w:p/>
-    <w:p/>
     <w:sectPr>
       <w:pgSz w:w="11906" w:h="16838"/>
       <w:pgMar w:top="1440" w:right="1440" w:bottom="1440" w:left="1440" w:header="708" w:footer="708" w:gutter="0"/>
